--- a/docs/discovery/store-facts-questionnaire.docx
+++ b/docs/discovery/store-facts-questionnaire.docx
@@ -14,7 +14,7 @@
           <w:sz w:val="40"/>
           <w:szCs w:val="40"/>
         </w:rPr>
-        <w:t xml:space="preserve">SRE Hyper Market</w:t>
+        <w:t xml:space="preserve">SRE Retail OS</w:t>
       </w:r>
     </w:p>
     <w:p>
@@ -31,7 +31,7 @@
           <w:sz w:val="26"/>
           <w:szCs w:val="26"/>
         </w:rPr>
-        <w:t xml:space="preserve">Store Facts Questionnaire  ·  Stage 1</w:t>
+        <w:t xml:space="preserve">Store Setup Profile  ·  tenant configuration  ·  Stage 1</w:t>
       </w:r>
     </w:p>
     <w:p>
@@ -46,7 +46,7 @@
           <w:sz w:val="20"/>
           <w:szCs w:val="20"/>
         </w:rPr>
-        <w:t xml:space="preserve">Please fill in what you can. Rough numbers are fine, and "we don’t do this yet" is a perfectly good answer — honesty beats guessing. Nothing is built on a guess: until an answer is filled in, the feature that depends on it waits.</w:t>
+        <w:t xml:space="preserve">SRE Retail OS is a commercial, multi-tenant product: every store that uses it chooses its own settings — nothing is hard-coded. This profile is that set of choose-able settings. SRE Hyper Market fills it first, as the pilot tenant; every future retail customer fills their own the same way, at onboarding. These are settings the software offers, not facts baked into the product.</w:t>
       </w:r>
     </w:p>
     <w:p>
